--- a/pr-preview/pr-460/bootstrap-handout-tracked-changes.docx
+++ b/pr-preview/pr-460/bootstrap-handout-tracked-changes.docx
@@ -16,7 +16,7 @@
       </w:pPr>
       <w:del w:id="1" w:author="PR Preview" w:date="2026-01-01T00:00:00Z">
         <w:r>
-          <w:delText xml:space="preserve">Last modified: 2026-10-23 01:51:06 (PDT)</w:delText>
+          <w:delText xml:space="preserve">Last modified: 2026-10-23 11:56:24 (PDT)</w:delText>
         </w:r>
       </w:del>
     </w:p>
@@ -26,7 +26,7 @@
       </w:pPr>
       <w:ins w:id="2" w:author="PR Preview" w:date="2026-01-01T00:00:00Z">
         <w:r>
-          <w:t xml:space="preserve">Last modified: 2026-10-23 11:27:23 (PDT)</w:t>
+          <w:t xml:space="preserve">Last modified: 2026-10-23 13:39:11 (PDT)</w:t>
         </w:r>
       </w:ins>
     </w:p>

--- a/pr-preview/pr-460/bootstrap-handout-tracked-changes.docx
+++ b/pr-preview/pr-460/bootstrap-handout-tracked-changes.docx
@@ -16,7 +16,7 @@
       </w:pPr>
       <w:del w:id="1" w:author="PR Preview" w:date="2026-01-01T00:00:00Z">
         <w:r>
-          <w:delText xml:space="preserve">Last modified: 2026-10-23 11:56:24 (PDT)</w:delText>
+          <w:delText xml:space="preserve">Last modified: 2026-10-26 12:20:42 (PDT)</w:delText>
         </w:r>
       </w:del>
     </w:p>
@@ -26,7 +26,7 @@
       </w:pPr>
       <w:ins w:id="2" w:author="PR Preview" w:date="2026-01-01T00:00:00Z">
         <w:r>
-          <w:t xml:space="preserve">Last modified: 2026-10-23 13:39:11 (PDT)</w:t>
+          <w:t xml:space="preserve">Last modified: 2026-10-26 12:25:15 (PDT)</w:t>
         </w:r>
       </w:ins>
     </w:p>
@@ -9085,17 +9085,57 @@
     <w:bookmarkEnd w:id="49"/>
     <w:bookmarkEnd w:id="50"/>
     <w:bookmarkEnd w:id="51"/>
-    <w:bookmarkStart w:id="73" w:name="references"/>
+    <w:bookmarkStart w:id="52" w:name="sec-bootstrap-reading"/>
     <w:p>
       <w:pPr>
         <w:pStyle w:val="Heading2"/>
       </w:pPr>
       <w:r>
+        <w:t xml:space="preserve">3 Further reading</w:t>
+      </w:r>
+    </w:p>
+    <w:p>
+      <w:pPr>
+        <w:pStyle w:val="Compact"/>
+        <w:numPr>
+          <w:ilvl w:val="0"/>
+          <w:numId w:val="1004"/>
+        </w:numPr>
+      </w:pPr>
+      <w:r>
+        <w:t xml:space="preserve">Chapter 24 of Lange’s textbook</w:t>
+      </w:r>
+      <w:r>
+        <w:t xml:space="preserve"> </w:t>
+      </w:r>
+      <w:r>
+        <w:t xml:space="preserve">[12]</w:t>
+      </w:r>
+      <w:r>
+        <w:t xml:space="preserve"> </w:t>
+      </w:r>
+      <w:r>
+        <w:t xml:space="preserve">covers permutation tests and the bootstrap,</w:t>
+      </w:r>
+      <w:r>
+        <w:t xml:space="preserve"> </w:t>
+      </w:r>
+      <w:r>
+        <w:t xml:space="preserve">with an emphasis on computation.</w:t>
+      </w:r>
+    </w:p>
+    <w:bookmarkEnd w:id="52"/>
+    <w:bookmarkStart w:id="76" w:name="references"/>
+    <w:p>
+      <w:pPr>
+        <w:pStyle w:val="Heading2"/>
+      </w:pPr>
+      <w:r>
         <w:t xml:space="preserve">References</w:t>
       </w:r>
     </w:p>
-    <w:bookmarkStart w:id="72" w:name="refs"/>
-    <w:bookmarkStart w:id="53" w:name="ref-vittinghoff2e"/>
+    <w:bookmarkStart w:id="75" w:name="refs"/>
+    <w:bookmarkStart w:id="54" w:name="ref-vittinghoff2e"/>
     <w:p>
       <w:pPr>
         <w:pStyle w:val="Bibliography"/>
@@ -9128,7 +9168,7 @@
       <w:r>
         <w:t xml:space="preserve"> </w:t>
       </w:r>
-      <w:hyperlink r:id="rId52">
+      <w:hyperlink r:id="rId53">
         <w:r>
           <w:rPr>
             <w:rStyle w:val="Hyperlink"/>
@@ -9140,8 +9180,8 @@
         <w:t xml:space="preserve">.</w:t>
       </w:r>
     </w:p>
-    <w:bookmarkEnd w:id="53"/>
-    <w:bookmarkStart w:id="55" w:name="ref-efron1979bootstrap"/>
+    <w:bookmarkEnd w:id="54"/>
+    <w:bookmarkStart w:id="56" w:name="ref-efron1979bootstrap"/>
     <w:p>
       <w:pPr>
         <w:pStyle w:val="Bibliography"/>
@@ -9180,7 +9220,7 @@
       <w:r>
         <w:t xml:space="preserve"> </w:t>
       </w:r>
-      <w:hyperlink r:id="rId54">
+      <w:hyperlink r:id="rId55">
         <w:r>
           <w:rPr>
             <w:rStyle w:val="Hyperlink"/>
@@ -9192,8 +9232,8 @@
         <w:t xml:space="preserve">.</w:t>
       </w:r>
     </w:p>
-    <w:bookmarkEnd w:id="55"/>
-    <w:bookmarkStart w:id="57" w:name="ref-efron1993introduction"/>
+    <w:bookmarkEnd w:id="56"/>
+    <w:bookmarkStart w:id="58" w:name="ref-efron1993introduction"/>
     <w:p>
       <w:pPr>
         <w:pStyle w:val="Bibliography"/>
@@ -9226,7 +9266,7 @@
       <w:r>
         <w:t xml:space="preserve"> </w:t>
       </w:r>
-      <w:hyperlink r:id="rId56">
+      <w:hyperlink r:id="rId57">
         <w:r>
           <w:rPr>
             <w:rStyle w:val="Hyperlink"/>
@@ -9238,8 +9278,8 @@
         <w:t xml:space="preserve">.</w:t>
       </w:r>
     </w:p>
-    <w:bookmarkEnd w:id="57"/>
-    <w:bookmarkStart w:id="59" w:name="ref-wikipedia_resampling_statistics"/>
+    <w:bookmarkEnd w:id="58"/>
+    <w:bookmarkStart w:id="60" w:name="ref-wikipedia_resampling_statistics"/>
     <w:p>
       <w:pPr>
         <w:pStyle w:val="Bibliography"/>
@@ -9286,7 +9326,7 @@
       <w:r>
         <w:t xml:space="preserve"> </w:t>
       </w:r>
-      <w:hyperlink r:id="rId58">
+      <w:hyperlink r:id="rId59">
         <w:r>
           <w:rPr>
             <w:rStyle w:val="Hyperlink"/>
@@ -9295,8 +9335,8 @@
         </w:r>
       </w:hyperlink>
     </w:p>
-    <w:bookmarkEnd w:id="59"/>
-    <w:bookmarkStart w:id="61" w:name="ref-wikipedia_bootstrapping_statistics"/>
+    <w:bookmarkEnd w:id="60"/>
+    <w:bookmarkStart w:id="62" w:name="ref-wikipedia_bootstrapping_statistics"/>
     <w:p>
       <w:pPr>
         <w:pStyle w:val="Bibliography"/>
@@ -9343,7 +9383,7 @@
       <w:r>
         <w:t xml:space="preserve"> </w:t>
       </w:r>
-      <w:hyperlink r:id="rId60">
+      <w:hyperlink r:id="rId61">
         <w:r>
           <w:rPr>
             <w:rStyle w:val="Hyperlink"/>
@@ -9352,8 +9392,8 @@
         </w:r>
       </w:hyperlink>
     </w:p>
-    <w:bookmarkEnd w:id="61"/>
-    <w:bookmarkStart w:id="63" w:name="ref-wikipedia_standard_error"/>
+    <w:bookmarkEnd w:id="62"/>
+    <w:bookmarkStart w:id="64" w:name="ref-wikipedia_standard_error"/>
     <w:p>
       <w:pPr>
         <w:pStyle w:val="Bibliography"/>
@@ -9400,7 +9440,7 @@
       <w:r>
         <w:t xml:space="preserve"> </w:t>
       </w:r>
-      <w:hyperlink r:id="rId62">
+      <w:hyperlink r:id="rId63">
         <w:r>
           <w:rPr>
             <w:rStyle w:val="Hyperlink"/>
@@ -9409,8 +9449,8 @@
         </w:r>
       </w:hyperlink>
     </w:p>
-    <w:bookmarkEnd w:id="63"/>
-    <w:bookmarkStart w:id="64" w:name="ref-hoggtanis2015"/>
+    <w:bookmarkEnd w:id="64"/>
+    <w:bookmarkStart w:id="65" w:name="ref-hoggtanis2015"/>
     <w:p>
       <w:pPr>
         <w:pStyle w:val="Bibliography"/>
@@ -9441,8 +9481,8 @@
         <w:t xml:space="preserve">, Tenth edition. Boston: Pearson, 2019.</w:t>
       </w:r>
     </w:p>
-    <w:bookmarkEnd w:id="64"/>
-    <w:bookmarkStart w:id="66" w:name="ref-CaseBerg01"/>
+    <w:bookmarkEnd w:id="65"/>
+    <w:bookmarkStart w:id="67" w:name="ref-CaseBerg01"/>
     <w:p>
       <w:pPr>
         <w:pStyle w:val="Bibliography"/>
@@ -9475,7 +9515,7 @@
       <w:r>
         <w:t xml:space="preserve"> </w:t>
       </w:r>
-      <w:hyperlink r:id="rId65">
+      <w:hyperlink r:id="rId66">
         <w:r>
           <w:rPr>
             <w:rStyle w:val="Hyperlink"/>
@@ -9484,8 +9524,8 @@
         </w:r>
       </w:hyperlink>
     </w:p>
-    <w:bookmarkEnd w:id="66"/>
-    <w:bookmarkStart w:id="67" w:name="ref-rice2007mathematical"/>
+    <w:bookmarkEnd w:id="67"/>
+    <w:bookmarkStart w:id="68" w:name="ref-rice2007mathematical"/>
     <w:p>
       <w:pPr>
         <w:pStyle w:val="Bibliography"/>
@@ -9516,8 +9556,8 @@
         <w:t xml:space="preserve">, 3rd ed. Belmont, CA: Cengage Learning, 2007.</w:t>
       </w:r>
     </w:p>
-    <w:bookmarkEnd w:id="67"/>
-    <w:bookmarkStart w:id="69" w:name="ref-wikipedia_confidence_interval"/>
+    <w:bookmarkEnd w:id="68"/>
+    <w:bookmarkStart w:id="70" w:name="ref-wikipedia_confidence_interval"/>
     <w:p>
       <w:pPr>
         <w:pStyle w:val="Bibliography"/>
@@ -9564,7 +9604,7 @@
       <w:r>
         <w:t xml:space="preserve"> </w:t>
       </w:r>
-      <w:hyperlink r:id="rId68">
+      <w:hyperlink r:id="rId69">
         <w:r>
           <w:rPr>
             <w:rStyle w:val="Hyperlink"/>
@@ -9573,8 +9613,8 @@
         </w:r>
       </w:hyperlink>
     </w:p>
-    <w:bookmarkEnd w:id="69"/>
-    <w:bookmarkStart w:id="71" w:name="ref-davison1997bootstrap"/>
+    <w:bookmarkEnd w:id="70"/>
+    <w:bookmarkStart w:id="72" w:name="ref-davison1997bootstrap"/>
     <w:p>
       <w:pPr>
         <w:pStyle w:val="Bibliography"/>
@@ -9607,7 +9647,7 @@
       <w:r>
         <w:t xml:space="preserve"> </w:t>
       </w:r>
-      <w:hyperlink r:id="rId70">
+      <w:hyperlink r:id="rId71">
         <w:r>
           <w:rPr>
             <w:rStyle w:val="Hyperlink"/>
@@ -9619,9 +9659,55 @@
         <w:t xml:space="preserve">.</w:t>
       </w:r>
     </w:p>
-    <w:bookmarkEnd w:id="71"/>
     <w:bookmarkEnd w:id="72"/>
-    <w:bookmarkEnd w:id="73"/>
+    <w:bookmarkStart w:id="74" w:name="ref-lange2010numerical"/>
+    <w:p>
+      <w:pPr>
+        <w:pStyle w:val="Bibliography"/>
+      </w:pPr>
+      <w:r>
+        <w:t xml:space="preserve">[12]</w:t>
+      </w:r>
+      <w:r>
+        <w:t xml:space="preserve"> </w:t>
+      </w:r>
+      <w:r>
+        <w:t xml:space="preserve">	</w:t>
+      </w:r>
+      <w:r>
+        <w:t xml:space="preserve">K. Lange,</w:t>
+      </w:r>
+      <w:r>
+        <w:t xml:space="preserve"> </w:t>
+      </w:r>
+      <w:r>
+        <w:rPr>
+          <w:i/>
+          <w:iCs/>
+        </w:rPr>
+        <w:t xml:space="preserve">Numerical analysis for statisticians</w:t>
+      </w:r>
+      <w:r>
+        <w:t xml:space="preserve">, 2nd ed. in Statistics and computing. Springer, 2010. doi:</w:t>
+      </w:r>
+      <w:r>
+        <w:t xml:space="preserve"> </w:t>
+      </w:r>
+      <w:hyperlink r:id="rId73">
+        <w:r>
+          <w:rPr>
+            <w:rStyle w:val="Hyperlink"/>
+          </w:rPr>
+          <w:t xml:space="preserve">10.1007/978-1-4419-5945-4</w:t>
+        </w:r>
+      </w:hyperlink>
+      <w:r>
+        <w:t xml:space="preserve">.</w:t>
+      </w:r>
+    </w:p>
+    <w:bookmarkEnd w:id="74"/>
+    <w:bookmarkEnd w:id="75"/>
+    <w:bookmarkEnd w:id="76"/>
     <w:sectPr>
       <w:footnotePr>
         <w:numRestart w:val="eachSect"/>
@@ -9845,6 +9931,9 @@
     <w:abstractNumId w:val="991"/>
   </w:num>
   <w:num w:numId="1003">
+    <w:abstractNumId w:val="991"/>
+  </w:num>
+  <w:num w:numId="1004">
     <w:abstractNumId w:val="991"/>
   </w:num>
 </w:numbering>
